--- a/ENTREGA NEGOCIO/PRIMER ENTREGA/Plan de negocio - Entrega 1.docx
+++ b/ENTREGA NEGOCIO/PRIMER ENTREGA/Plan de negocio - Entrega 1.docx
@@ -177,7 +177,6 @@
         <w:rPr>
           <w:rFonts w:ascii="Calibri" w:hAnsi="Calibri" w:cs="Calibri"/>
           <w:b/>
-          <w:color w:val="000000"/>
         </w:rPr>
         <w:t>Índice</w:t>
       </w:r>
@@ -207,7 +206,6 @@
       <w:r>
         <w:rPr>
           <w:rFonts w:ascii="Calibri" w:hAnsi="Calibri" w:cs="Calibri"/>
-          <w:color w:val="000000"/>
           <w:sz w:val="20"/>
         </w:rPr>
         <w:t>PredictIT · Trabajo Final de Ingeniería · Patricio Pettini · B00072710-T1</w:t>
@@ -280,7 +278,6 @@
         <w:rPr>
           <w:rFonts w:ascii="Calibri" w:hAnsi="Calibri" w:cs="Calibri"/>
           <w:b/>
-          <w:color w:val="000000"/>
         </w:rPr>
         <w:t>1. Qué da el modelo</w:t>
       </w:r>
@@ -337,6 +334,7 @@
             <w:tcBorders>
               <w:bottom w:val="single" w:sz="18" w:space="0" w:color="000000"/>
             </w:tcBorders>
+            <w:shd w:val="clear" w:color="auto" w:fill="DDEBF7"/>
           </w:tcPr>
           <w:p>
             <w:pPr>
@@ -358,6 +356,7 @@
             <w:tcBorders>
               <w:bottom w:val="single" w:sz="18" w:space="0" w:color="000000"/>
             </w:tcBorders>
+            <w:shd w:val="clear" w:color="auto" w:fill="DDEBF7"/>
           </w:tcPr>
           <w:p>
             <w:pPr>
@@ -387,6 +386,7 @@
             <w:tcBorders>
               <w:bottom w:val="single" w:sz="18" w:space="0" w:color="000000"/>
             </w:tcBorders>
+            <w:shd w:val="clear" w:color="auto" w:fill="DDEBF7"/>
           </w:tcPr>
           <w:p>
             <w:pPr>
@@ -416,6 +416,7 @@
             <w:tcBorders>
               <w:bottom w:val="single" w:sz="18" w:space="0" w:color="000000"/>
             </w:tcBorders>
+            <w:shd w:val="clear" w:color="auto" w:fill="DDEBF7"/>
           </w:tcPr>
           <w:p>
             <w:pPr>
@@ -445,6 +446,7 @@
             <w:tcBorders>
               <w:bottom w:val="single" w:sz="18" w:space="0" w:color="000000"/>
             </w:tcBorders>
+            <w:shd w:val="clear" w:color="auto" w:fill="DDEBF7"/>
           </w:tcPr>
           <w:p>
             <w:pPr>
@@ -1782,6 +1784,7 @@
             <w:tcBorders>
               <w:bottom w:val="single" w:sz="18" w:space="0" w:color="000000"/>
             </w:tcBorders>
+            <w:shd w:val="clear" w:color="auto" w:fill="DDEBF7"/>
           </w:tcPr>
           <w:p>
             <w:pPr>
@@ -1811,6 +1814,7 @@
             <w:tcBorders>
               <w:bottom w:val="single" w:sz="18" w:space="0" w:color="000000"/>
             </w:tcBorders>
+            <w:shd w:val="clear" w:color="auto" w:fill="DDEBF7"/>
           </w:tcPr>
           <w:p>
             <w:pPr>
@@ -2077,6 +2081,7 @@
             <w:tcBorders>
               <w:bottom w:val="single" w:sz="18" w:space="0" w:color="000000"/>
             </w:tcBorders>
+            <w:shd w:val="clear" w:color="auto" w:fill="DDEBF7"/>
           </w:tcPr>
           <w:p>
             <w:pPr>
@@ -2098,6 +2103,7 @@
             <w:tcBorders>
               <w:bottom w:val="single" w:sz="18" w:space="0" w:color="000000"/>
             </w:tcBorders>
+            <w:shd w:val="clear" w:color="auto" w:fill="DDEBF7"/>
           </w:tcPr>
           <w:p>
             <w:pPr>
@@ -2127,6 +2133,7 @@
             <w:tcBorders>
               <w:bottom w:val="single" w:sz="18" w:space="0" w:color="000000"/>
             </w:tcBorders>
+            <w:shd w:val="clear" w:color="auto" w:fill="DDEBF7"/>
           </w:tcPr>
           <w:p>
             <w:pPr>
@@ -2156,6 +2163,7 @@
             <w:tcBorders>
               <w:bottom w:val="single" w:sz="18" w:space="0" w:color="000000"/>
             </w:tcBorders>
+            <w:shd w:val="clear" w:color="auto" w:fill="DDEBF7"/>
           </w:tcPr>
           <w:p>
             <w:pPr>
@@ -2185,6 +2193,7 @@
             <w:tcBorders>
               <w:bottom w:val="single" w:sz="18" w:space="0" w:color="000000"/>
             </w:tcBorders>
+            <w:shd w:val="clear" w:color="auto" w:fill="DDEBF7"/>
           </w:tcPr>
           <w:p>
             <w:pPr>
@@ -2214,6 +2223,7 @@
             <w:tcBorders>
               <w:bottom w:val="single" w:sz="18" w:space="0" w:color="000000"/>
             </w:tcBorders>
+            <w:shd w:val="clear" w:color="auto" w:fill="DDEBF7"/>
           </w:tcPr>
           <w:p>
             <w:pPr>
@@ -2788,7 +2798,6 @@
         <w:rPr>
           <w:rFonts w:ascii="Calibri" w:hAnsi="Calibri" w:cs="Calibri"/>
           <w:b/>
-          <w:color w:val="000000"/>
         </w:rPr>
         <w:t>2. Hipótesis</w:t>
       </w:r>
@@ -2859,7 +2868,6 @@
         <w:rPr>
           <w:rFonts w:ascii="Calibri" w:hAnsi="Calibri" w:cs="Calibri"/>
           <w:b/>
-          <w:color w:val="000000"/>
         </w:rPr>
         <w:t>2.1. Supuestos macroeconómicos</w:t>
       </w:r>
@@ -2906,6 +2914,7 @@
             <w:tcBorders>
               <w:bottom w:val="single" w:sz="18" w:space="0" w:color="000000"/>
             </w:tcBorders>
+            <w:shd w:val="clear" w:color="auto" w:fill="DDEBF7"/>
           </w:tcPr>
           <w:p>
             <w:pPr>
@@ -2935,6 +2944,7 @@
             <w:tcBorders>
               <w:bottom w:val="single" w:sz="18" w:space="0" w:color="000000"/>
             </w:tcBorders>
+            <w:shd w:val="clear" w:color="auto" w:fill="DDEBF7"/>
           </w:tcPr>
           <w:p>
             <w:pPr>
@@ -2964,6 +2974,7 @@
             <w:tcBorders>
               <w:bottom w:val="single" w:sz="18" w:space="0" w:color="000000"/>
             </w:tcBorders>
+            <w:shd w:val="clear" w:color="auto" w:fill="DDEBF7"/>
           </w:tcPr>
           <w:p>
             <w:pPr>
@@ -2993,6 +3004,7 @@
             <w:tcBorders>
               <w:bottom w:val="single" w:sz="18" w:space="0" w:color="000000"/>
             </w:tcBorders>
+            <w:shd w:val="clear" w:color="auto" w:fill="DDEBF7"/>
           </w:tcPr>
           <w:p>
             <w:pPr>
@@ -3022,6 +3034,7 @@
             <w:tcBorders>
               <w:bottom w:val="single" w:sz="18" w:space="0" w:color="000000"/>
             </w:tcBorders>
+            <w:shd w:val="clear" w:color="auto" w:fill="DDEBF7"/>
           </w:tcPr>
           <w:p>
             <w:pPr>
@@ -3051,6 +3064,7 @@
             <w:tcBorders>
               <w:bottom w:val="single" w:sz="18" w:space="0" w:color="000000"/>
             </w:tcBorders>
+            <w:shd w:val="clear" w:color="auto" w:fill="DDEBF7"/>
           </w:tcPr>
           <w:p>
             <w:pPr>
@@ -4213,7 +4227,6 @@
         <w:rPr>
           <w:rFonts w:ascii="Calibri" w:hAnsi="Calibri" w:cs="Calibri"/>
           <w:b/>
-          <w:color w:val="000000"/>
         </w:rPr>
         <w:t>2.2. Mercado meta</w:t>
       </w:r>
@@ -4274,6 +4287,7 @@
             <w:tcBorders>
               <w:bottom w:val="single" w:sz="18" w:space="0" w:color="000000"/>
             </w:tcBorders>
+            <w:shd w:val="clear" w:color="auto" w:fill="DDEBF7"/>
           </w:tcPr>
           <w:p>
             <w:pPr>
@@ -4303,6 +4317,7 @@
             <w:tcBorders>
               <w:bottom w:val="single" w:sz="18" w:space="0" w:color="000000"/>
             </w:tcBorders>
+            <w:shd w:val="clear" w:color="auto" w:fill="DDEBF7"/>
           </w:tcPr>
           <w:p>
             <w:pPr>
@@ -4332,6 +4347,7 @@
             <w:tcBorders>
               <w:bottom w:val="single" w:sz="18" w:space="0" w:color="000000"/>
             </w:tcBorders>
+            <w:shd w:val="clear" w:color="auto" w:fill="DDEBF7"/>
           </w:tcPr>
           <w:p>
             <w:pPr>
@@ -5310,6 +5326,7 @@
             <w:tcBorders>
               <w:bottom w:val="single" w:sz="18" w:space="0" w:color="000000"/>
             </w:tcBorders>
+            <w:shd w:val="clear" w:color="auto" w:fill="DDEBF7"/>
           </w:tcPr>
           <w:p>
             <w:pPr>
@@ -5331,6 +5348,7 @@
             <w:tcBorders>
               <w:bottom w:val="single" w:sz="18" w:space="0" w:color="000000"/>
             </w:tcBorders>
+            <w:shd w:val="clear" w:color="auto" w:fill="DDEBF7"/>
           </w:tcPr>
           <w:p>
             <w:pPr>
@@ -5360,6 +5378,7 @@
             <w:tcBorders>
               <w:bottom w:val="single" w:sz="18" w:space="0" w:color="000000"/>
             </w:tcBorders>
+            <w:shd w:val="clear" w:color="auto" w:fill="DDEBF7"/>
           </w:tcPr>
           <w:p>
             <w:pPr>
@@ -5681,7 +5700,6 @@
         <w:rPr>
           <w:rFonts w:ascii="Calibri" w:hAnsi="Calibri" w:cs="Calibri"/>
           <w:b/>
-          <w:color w:val="000000"/>
         </w:rPr>
         <w:t>2.3. Embudo comercial</w:t>
       </w:r>
@@ -5742,6 +5760,7 @@
             <w:tcBorders>
               <w:bottom w:val="single" w:sz="18" w:space="0" w:color="000000"/>
             </w:tcBorders>
+            <w:shd w:val="clear" w:color="auto" w:fill="DDEBF7"/>
           </w:tcPr>
           <w:p>
             <w:pPr>
@@ -5771,6 +5790,7 @@
             <w:tcBorders>
               <w:bottom w:val="single" w:sz="18" w:space="0" w:color="000000"/>
             </w:tcBorders>
+            <w:shd w:val="clear" w:color="auto" w:fill="DDEBF7"/>
           </w:tcPr>
           <w:p>
             <w:pPr>
@@ -5800,6 +5820,7 @@
             <w:tcBorders>
               <w:bottom w:val="single" w:sz="18" w:space="0" w:color="000000"/>
             </w:tcBorders>
+            <w:shd w:val="clear" w:color="auto" w:fill="DDEBF7"/>
           </w:tcPr>
           <w:p>
             <w:pPr>
@@ -6161,7 +6182,6 @@
         <w:rPr>
           <w:rFonts w:ascii="Calibri" w:hAnsi="Calibri" w:cs="Calibri"/>
           <w:b/>
-          <w:color w:val="000000"/>
         </w:rPr>
         <w:t>2.4. Pilotos y canal de partners</w:t>
       </w:r>
@@ -6208,6 +6228,7 @@
             <w:tcBorders>
               <w:bottom w:val="single" w:sz="18" w:space="0" w:color="000000"/>
             </w:tcBorders>
+            <w:shd w:val="clear" w:color="auto" w:fill="DDEBF7"/>
           </w:tcPr>
           <w:p>
             <w:pPr>
@@ -6237,6 +6258,7 @@
             <w:tcBorders>
               <w:bottom w:val="single" w:sz="18" w:space="0" w:color="000000"/>
             </w:tcBorders>
+            <w:shd w:val="clear" w:color="auto" w:fill="DDEBF7"/>
           </w:tcPr>
           <w:p>
             <w:pPr>
@@ -6266,6 +6288,7 @@
             <w:tcBorders>
               <w:bottom w:val="single" w:sz="18" w:space="0" w:color="000000"/>
             </w:tcBorders>
+            <w:shd w:val="clear" w:color="auto" w:fill="DDEBF7"/>
           </w:tcPr>
           <w:p>
             <w:pPr>
@@ -6295,6 +6318,7 @@
             <w:tcBorders>
               <w:bottom w:val="single" w:sz="18" w:space="0" w:color="000000"/>
             </w:tcBorders>
+            <w:shd w:val="clear" w:color="auto" w:fill="DDEBF7"/>
           </w:tcPr>
           <w:p>
             <w:pPr>
@@ -6324,6 +6348,7 @@
             <w:tcBorders>
               <w:bottom w:val="single" w:sz="18" w:space="0" w:color="000000"/>
             </w:tcBorders>
+            <w:shd w:val="clear" w:color="auto" w:fill="DDEBF7"/>
           </w:tcPr>
           <w:p>
             <w:pPr>
@@ -6353,6 +6378,7 @@
             <w:tcBorders>
               <w:bottom w:val="single" w:sz="18" w:space="0" w:color="000000"/>
             </w:tcBorders>
+            <w:shd w:val="clear" w:color="auto" w:fill="DDEBF7"/>
           </w:tcPr>
           <w:p>
             <w:pPr>
@@ -6999,7 +7025,6 @@
         <w:rPr>
           <w:rFonts w:ascii="Calibri" w:hAnsi="Calibri" w:cs="Calibri"/>
           <w:b/>
-          <w:color w:val="000000"/>
         </w:rPr>
         <w:t>2.5. Retención y parque administrado</w:t>
       </w:r>
@@ -7045,6 +7070,7 @@
             <w:tcBorders>
               <w:bottom w:val="single" w:sz="18" w:space="0" w:color="000000"/>
             </w:tcBorders>
+            <w:shd w:val="clear" w:color="auto" w:fill="DDEBF7"/>
           </w:tcPr>
           <w:p>
             <w:pPr>
@@ -7074,6 +7100,7 @@
             <w:tcBorders>
               <w:bottom w:val="single" w:sz="18" w:space="0" w:color="000000"/>
             </w:tcBorders>
+            <w:shd w:val="clear" w:color="auto" w:fill="DDEBF7"/>
           </w:tcPr>
           <w:p>
             <w:pPr>
@@ -7103,6 +7130,7 @@
             <w:tcBorders>
               <w:bottom w:val="single" w:sz="18" w:space="0" w:color="000000"/>
             </w:tcBorders>
+            <w:shd w:val="clear" w:color="auto" w:fill="DDEBF7"/>
           </w:tcPr>
           <w:p>
             <w:pPr>
@@ -7132,6 +7160,7 @@
             <w:tcBorders>
               <w:bottom w:val="single" w:sz="18" w:space="0" w:color="000000"/>
             </w:tcBorders>
+            <w:shd w:val="clear" w:color="auto" w:fill="DDEBF7"/>
           </w:tcPr>
           <w:p>
             <w:pPr>
@@ -7161,6 +7190,7 @@
             <w:tcBorders>
               <w:bottom w:val="single" w:sz="18" w:space="0" w:color="000000"/>
             </w:tcBorders>
+            <w:shd w:val="clear" w:color="auto" w:fill="DDEBF7"/>
           </w:tcPr>
           <w:p>
             <w:pPr>
@@ -7719,7 +7749,6 @@
         <w:rPr>
           <w:rFonts w:ascii="Calibri" w:hAnsi="Calibri" w:cs="Calibri"/>
           <w:b/>
-          <w:color w:val="000000"/>
         </w:rPr>
         <w:t>3. Proyección de ventas</w:t>
       </w:r>
@@ -7733,7 +7762,6 @@
         <w:rPr>
           <w:rFonts w:ascii="Calibri" w:hAnsi="Calibri" w:cs="Calibri"/>
           <w:b/>
-          <w:color w:val="000000"/>
         </w:rPr>
         <w:t>3.1. Líneas de servicio</w:t>
       </w:r>
@@ -7791,6 +7819,7 @@
             <w:tcBorders>
               <w:bottom w:val="single" w:sz="18" w:space="0" w:color="000000"/>
             </w:tcBorders>
+            <w:shd w:val="clear" w:color="auto" w:fill="DDEBF7"/>
           </w:tcPr>
           <w:p>
             <w:pPr>
@@ -7820,6 +7849,7 @@
             <w:tcBorders>
               <w:bottom w:val="single" w:sz="18" w:space="0" w:color="000000"/>
             </w:tcBorders>
+            <w:shd w:val="clear" w:color="auto" w:fill="DDEBF7"/>
           </w:tcPr>
           <w:p>
             <w:pPr>
@@ -7849,6 +7879,7 @@
             <w:tcBorders>
               <w:bottom w:val="single" w:sz="18" w:space="0" w:color="000000"/>
             </w:tcBorders>
+            <w:shd w:val="clear" w:color="auto" w:fill="DDEBF7"/>
           </w:tcPr>
           <w:p>
             <w:pPr>
@@ -7878,6 +7909,7 @@
             <w:tcBorders>
               <w:bottom w:val="single" w:sz="18" w:space="0" w:color="000000"/>
             </w:tcBorders>
+            <w:shd w:val="clear" w:color="auto" w:fill="DDEBF7"/>
           </w:tcPr>
           <w:p>
             <w:pPr>
@@ -7907,6 +7939,7 @@
             <w:tcBorders>
               <w:bottom w:val="single" w:sz="18" w:space="0" w:color="000000"/>
             </w:tcBorders>
+            <w:shd w:val="clear" w:color="auto" w:fill="DDEBF7"/>
           </w:tcPr>
           <w:p>
             <w:pPr>
@@ -7936,6 +7969,7 @@
             <w:tcBorders>
               <w:bottom w:val="single" w:sz="18" w:space="0" w:color="000000"/>
             </w:tcBorders>
+            <w:shd w:val="clear" w:color="auto" w:fill="DDEBF7"/>
           </w:tcPr>
           <w:p>
             <w:pPr>
@@ -8476,7 +8510,6 @@
         <w:rPr>
           <w:rFonts w:ascii="Calibri" w:hAnsi="Calibri" w:cs="Calibri"/>
           <w:b/>
-          <w:color w:val="000000"/>
         </w:rPr>
         <w:t>3.2. Cómo se construye la proyección</w:t>
       </w:r>
@@ -8704,6 +8737,7 @@
             <w:tcBorders>
               <w:bottom w:val="single" w:sz="18" w:space="0" w:color="000000"/>
             </w:tcBorders>
+            <w:shd w:val="clear" w:color="auto" w:fill="DDEBF7"/>
           </w:tcPr>
           <w:p>
             <w:pPr>
@@ -8733,6 +8767,7 @@
             <w:tcBorders>
               <w:bottom w:val="single" w:sz="18" w:space="0" w:color="000000"/>
             </w:tcBorders>
+            <w:shd w:val="clear" w:color="auto" w:fill="DDEBF7"/>
           </w:tcPr>
           <w:p>
             <w:pPr>
@@ -8762,6 +8797,7 @@
             <w:tcBorders>
               <w:bottom w:val="single" w:sz="18" w:space="0" w:color="000000"/>
             </w:tcBorders>
+            <w:shd w:val="clear" w:color="auto" w:fill="DDEBF7"/>
           </w:tcPr>
           <w:p>
             <w:pPr>
@@ -8791,6 +8827,7 @@
             <w:tcBorders>
               <w:bottom w:val="single" w:sz="18" w:space="0" w:color="000000"/>
             </w:tcBorders>
+            <w:shd w:val="clear" w:color="auto" w:fill="DDEBF7"/>
           </w:tcPr>
           <w:p>
             <w:pPr>
@@ -8820,6 +8857,7 @@
             <w:tcBorders>
               <w:bottom w:val="single" w:sz="18" w:space="0" w:color="000000"/>
             </w:tcBorders>
+            <w:shd w:val="clear" w:color="auto" w:fill="DDEBF7"/>
           </w:tcPr>
           <w:p>
             <w:pPr>
@@ -9177,6 +9215,7 @@
             <w:tcBorders>
               <w:bottom w:val="single" w:sz="18" w:space="0" w:color="000000"/>
             </w:tcBorders>
+            <w:shd w:val="clear" w:color="auto" w:fill="DDEBF7"/>
           </w:tcPr>
           <w:p>
             <w:pPr>
@@ -9206,6 +9245,7 @@
             <w:tcBorders>
               <w:bottom w:val="single" w:sz="18" w:space="0" w:color="000000"/>
             </w:tcBorders>
+            <w:shd w:val="clear" w:color="auto" w:fill="DDEBF7"/>
           </w:tcPr>
           <w:p>
             <w:pPr>
@@ -9235,6 +9275,7 @@
             <w:tcBorders>
               <w:bottom w:val="single" w:sz="18" w:space="0" w:color="000000"/>
             </w:tcBorders>
+            <w:shd w:val="clear" w:color="auto" w:fill="DDEBF7"/>
           </w:tcPr>
           <w:p>
             <w:pPr>
@@ -9264,6 +9305,7 @@
             <w:tcBorders>
               <w:bottom w:val="single" w:sz="18" w:space="0" w:color="000000"/>
             </w:tcBorders>
+            <w:shd w:val="clear" w:color="auto" w:fill="DDEBF7"/>
           </w:tcPr>
           <w:p>
             <w:pPr>
@@ -9548,7 +9590,6 @@
         <w:rPr>
           <w:rFonts w:ascii="Calibri" w:hAnsi="Calibri" w:cs="Calibri"/>
           <w:b/>
-          <w:color w:val="000000"/>
         </w:rPr>
         <w:t>4. Modelo de ingresos</w:t>
       </w:r>
@@ -9661,6 +9702,7 @@
             <w:tcBorders>
               <w:bottom w:val="single" w:sz="18" w:space="0" w:color="000000"/>
             </w:tcBorders>
+            <w:shd w:val="clear" w:color="auto" w:fill="DDEBF7"/>
           </w:tcPr>
           <w:p>
             <w:pPr>
@@ -9682,6 +9724,7 @@
             <w:tcBorders>
               <w:bottom w:val="single" w:sz="18" w:space="0" w:color="000000"/>
             </w:tcBorders>
+            <w:shd w:val="clear" w:color="auto" w:fill="DDEBF7"/>
           </w:tcPr>
           <w:p>
             <w:pPr>
@@ -9711,6 +9754,7 @@
             <w:tcBorders>
               <w:bottom w:val="single" w:sz="18" w:space="0" w:color="000000"/>
             </w:tcBorders>
+            <w:shd w:val="clear" w:color="auto" w:fill="DDEBF7"/>
           </w:tcPr>
           <w:p>
             <w:pPr>
@@ -9740,6 +9784,7 @@
             <w:tcBorders>
               <w:bottom w:val="single" w:sz="18" w:space="0" w:color="000000"/>
             </w:tcBorders>
+            <w:shd w:val="clear" w:color="auto" w:fill="DDEBF7"/>
           </w:tcPr>
           <w:p>
             <w:pPr>
@@ -9769,6 +9814,7 @@
             <w:tcBorders>
               <w:bottom w:val="single" w:sz="18" w:space="0" w:color="000000"/>
             </w:tcBorders>
+            <w:shd w:val="clear" w:color="auto" w:fill="DDEBF7"/>
           </w:tcPr>
           <w:p>
             <w:pPr>
@@ -10189,7 +10235,6 @@
         <w:rPr>
           <w:rFonts w:ascii="Calibri" w:hAnsi="Calibri" w:cs="Calibri"/>
           <w:b/>
-          <w:color w:val="000000"/>
         </w:rPr>
         <w:t>5. Modelo de egresos</w:t>
       </w:r>
@@ -10244,6 +10289,7 @@
             <w:tcBorders>
               <w:bottom w:val="single" w:sz="18" w:space="0" w:color="000000"/>
             </w:tcBorders>
+            <w:shd w:val="clear" w:color="auto" w:fill="DDEBF7"/>
           </w:tcPr>
           <w:p>
             <w:pPr>
@@ -10273,6 +10319,7 @@
             <w:tcBorders>
               <w:bottom w:val="single" w:sz="18" w:space="0" w:color="000000"/>
             </w:tcBorders>
+            <w:shd w:val="clear" w:color="auto" w:fill="DDEBF7"/>
           </w:tcPr>
           <w:p>
             <w:pPr>
@@ -10302,6 +10349,7 @@
             <w:tcBorders>
               <w:bottom w:val="single" w:sz="18" w:space="0" w:color="000000"/>
             </w:tcBorders>
+            <w:shd w:val="clear" w:color="auto" w:fill="DDEBF7"/>
           </w:tcPr>
           <w:p>
             <w:pPr>
@@ -10603,6 +10651,7 @@
             <w:tcBorders>
               <w:bottom w:val="single" w:sz="18" w:space="0" w:color="000000"/>
             </w:tcBorders>
+            <w:shd w:val="clear" w:color="auto" w:fill="DDEBF7"/>
           </w:tcPr>
           <w:p>
             <w:pPr>
@@ -10632,6 +10681,7 @@
             <w:tcBorders>
               <w:bottom w:val="single" w:sz="18" w:space="0" w:color="000000"/>
             </w:tcBorders>
+            <w:shd w:val="clear" w:color="auto" w:fill="DDEBF7"/>
           </w:tcPr>
           <w:p>
             <w:pPr>
@@ -10661,6 +10711,7 @@
             <w:tcBorders>
               <w:bottom w:val="single" w:sz="18" w:space="0" w:color="000000"/>
             </w:tcBorders>
+            <w:shd w:val="clear" w:color="auto" w:fill="DDEBF7"/>
           </w:tcPr>
           <w:p>
             <w:pPr>
@@ -10690,6 +10741,7 @@
             <w:tcBorders>
               <w:bottom w:val="single" w:sz="18" w:space="0" w:color="000000"/>
             </w:tcBorders>
+            <w:shd w:val="clear" w:color="auto" w:fill="DDEBF7"/>
           </w:tcPr>
           <w:p>
             <w:pPr>
@@ -10719,6 +10771,7 @@
             <w:tcBorders>
               <w:bottom w:val="single" w:sz="18" w:space="0" w:color="000000"/>
             </w:tcBorders>
+            <w:shd w:val="clear" w:color="auto" w:fill="DDEBF7"/>
           </w:tcPr>
           <w:p>
             <w:pPr>
@@ -11266,7 +11319,6 @@
         <w:rPr>
           <w:rFonts w:ascii="Calibri" w:hAnsi="Calibri" w:cs="Calibri"/>
           <w:b/>
-          <w:color w:val="000000"/>
         </w:rPr>
         <w:t>6. Costos fijos</w:t>
       </w:r>
@@ -11326,6 +11378,7 @@
             <w:tcBorders>
               <w:bottom w:val="single" w:sz="18" w:space="0" w:color="000000"/>
             </w:tcBorders>
+            <w:shd w:val="clear" w:color="auto" w:fill="DDEBF7"/>
           </w:tcPr>
           <w:p>
             <w:pPr>
@@ -11355,6 +11408,7 @@
             <w:tcBorders>
               <w:bottom w:val="single" w:sz="18" w:space="0" w:color="000000"/>
             </w:tcBorders>
+            <w:shd w:val="clear" w:color="auto" w:fill="DDEBF7"/>
           </w:tcPr>
           <w:p>
             <w:pPr>
@@ -11384,6 +11438,7 @@
             <w:tcBorders>
               <w:bottom w:val="single" w:sz="18" w:space="0" w:color="000000"/>
             </w:tcBorders>
+            <w:shd w:val="clear" w:color="auto" w:fill="DDEBF7"/>
           </w:tcPr>
           <w:p>
             <w:pPr>
@@ -11413,6 +11468,7 @@
             <w:tcBorders>
               <w:bottom w:val="single" w:sz="18" w:space="0" w:color="000000"/>
             </w:tcBorders>
+            <w:shd w:val="clear" w:color="auto" w:fill="DDEBF7"/>
           </w:tcPr>
           <w:p>
             <w:pPr>
@@ -11442,6 +11498,7 @@
             <w:tcBorders>
               <w:bottom w:val="single" w:sz="18" w:space="0" w:color="000000"/>
             </w:tcBorders>
+            <w:shd w:val="clear" w:color="auto" w:fill="DDEBF7"/>
           </w:tcPr>
           <w:p>
             <w:pPr>
@@ -11471,6 +11528,7 @@
             <w:tcBorders>
               <w:bottom w:val="single" w:sz="18" w:space="0" w:color="000000"/>
             </w:tcBorders>
+            <w:shd w:val="clear" w:color="auto" w:fill="DDEBF7"/>
           </w:tcPr>
           <w:p>
             <w:pPr>
@@ -11500,6 +11558,7 @@
             <w:tcBorders>
               <w:bottom w:val="single" w:sz="18" w:space="0" w:color="000000"/>
             </w:tcBorders>
+            <w:shd w:val="clear" w:color="auto" w:fill="DDEBF7"/>
           </w:tcPr>
           <w:p>
             <w:pPr>
@@ -11529,6 +11588,7 @@
             <w:tcBorders>
               <w:bottom w:val="single" w:sz="18" w:space="0" w:color="000000"/>
             </w:tcBorders>
+            <w:shd w:val="clear" w:color="auto" w:fill="DDEBF7"/>
           </w:tcPr>
           <w:p>
             <w:pPr>
@@ -13229,7 +13289,6 @@
         <w:rPr>
           <w:rFonts w:ascii="Calibri" w:hAnsi="Calibri" w:cs="Calibri"/>
           <w:b/>
-          <w:color w:val="000000"/>
         </w:rPr>
         <w:t>7. Costos variables</w:t>
       </w:r>
@@ -13297,6 +13356,7 @@
             <w:tcBorders>
               <w:bottom w:val="single" w:sz="18" w:space="0" w:color="000000"/>
             </w:tcBorders>
+            <w:shd w:val="clear" w:color="auto" w:fill="DDEBF7"/>
           </w:tcPr>
           <w:p>
             <w:pPr>
@@ -13326,6 +13386,7 @@
             <w:tcBorders>
               <w:bottom w:val="single" w:sz="18" w:space="0" w:color="000000"/>
             </w:tcBorders>
+            <w:shd w:val="clear" w:color="auto" w:fill="DDEBF7"/>
           </w:tcPr>
           <w:p>
             <w:pPr>
@@ -13355,6 +13416,7 @@
             <w:tcBorders>
               <w:bottom w:val="single" w:sz="18" w:space="0" w:color="000000"/>
             </w:tcBorders>
+            <w:shd w:val="clear" w:color="auto" w:fill="DDEBF7"/>
           </w:tcPr>
           <w:p>
             <w:pPr>
@@ -13384,6 +13446,7 @@
             <w:tcBorders>
               <w:bottom w:val="single" w:sz="18" w:space="0" w:color="000000"/>
             </w:tcBorders>
+            <w:shd w:val="clear" w:color="auto" w:fill="DDEBF7"/>
           </w:tcPr>
           <w:p>
             <w:pPr>
@@ -13865,7 +13928,6 @@
         <w:rPr>
           <w:rFonts w:ascii="Calibri" w:hAnsi="Calibri" w:cs="Calibri"/>
           <w:b/>
-          <w:color w:val="000000"/>
         </w:rPr>
         <w:t>8. Costos de recursos humanos</w:t>
       </w:r>
@@ -13933,6 +13995,7 @@
             <w:tcBorders>
               <w:bottom w:val="single" w:sz="18" w:space="0" w:color="000000"/>
             </w:tcBorders>
+            <w:shd w:val="clear" w:color="auto" w:fill="DDEBF7"/>
           </w:tcPr>
           <w:p>
             <w:pPr>
@@ -13962,6 +14025,7 @@
             <w:tcBorders>
               <w:bottom w:val="single" w:sz="18" w:space="0" w:color="000000"/>
             </w:tcBorders>
+            <w:shd w:val="clear" w:color="auto" w:fill="DDEBF7"/>
           </w:tcPr>
           <w:p>
             <w:pPr>
@@ -13991,6 +14055,7 @@
             <w:tcBorders>
               <w:bottom w:val="single" w:sz="18" w:space="0" w:color="000000"/>
             </w:tcBorders>
+            <w:shd w:val="clear" w:color="auto" w:fill="DDEBF7"/>
           </w:tcPr>
           <w:p>
             <w:pPr>
@@ -14020,6 +14085,7 @@
             <w:tcBorders>
               <w:bottom w:val="single" w:sz="18" w:space="0" w:color="000000"/>
             </w:tcBorders>
+            <w:shd w:val="clear" w:color="auto" w:fill="DDEBF7"/>
           </w:tcPr>
           <w:p>
             <w:pPr>
@@ -14765,6 +14831,7 @@
             <w:tcBorders>
               <w:bottom w:val="single" w:sz="18" w:space="0" w:color="000000"/>
             </w:tcBorders>
+            <w:shd w:val="clear" w:color="auto" w:fill="DDEBF7"/>
           </w:tcPr>
           <w:p>
             <w:pPr>
@@ -14786,6 +14853,7 @@
             <w:tcBorders>
               <w:bottom w:val="single" w:sz="18" w:space="0" w:color="000000"/>
             </w:tcBorders>
+            <w:shd w:val="clear" w:color="auto" w:fill="DDEBF7"/>
           </w:tcPr>
           <w:p>
             <w:pPr>
@@ -14815,6 +14883,7 @@
             <w:tcBorders>
               <w:bottom w:val="single" w:sz="18" w:space="0" w:color="000000"/>
             </w:tcBorders>
+            <w:shd w:val="clear" w:color="auto" w:fill="DDEBF7"/>
           </w:tcPr>
           <w:p>
             <w:pPr>
@@ -14844,6 +14913,7 @@
             <w:tcBorders>
               <w:bottom w:val="single" w:sz="18" w:space="0" w:color="000000"/>
             </w:tcBorders>
+            <w:shd w:val="clear" w:color="auto" w:fill="DDEBF7"/>
           </w:tcPr>
           <w:p>
             <w:pPr>
@@ -14873,6 +14943,7 @@
             <w:tcBorders>
               <w:bottom w:val="single" w:sz="18" w:space="0" w:color="000000"/>
             </w:tcBorders>
+            <w:shd w:val="clear" w:color="auto" w:fill="DDEBF7"/>
           </w:tcPr>
           <w:p>
             <w:pPr>
@@ -15199,7 +15270,6 @@
         <w:rPr>
           <w:rFonts w:ascii="Calibri" w:hAnsi="Calibri" w:cs="Calibri"/>
           <w:b/>
-          <w:color w:val="000000"/>
         </w:rPr>
         <w:t>8.1. El retiro de los socios</w:t>
       </w:r>
@@ -15256,6 +15326,7 @@
             <w:tcBorders>
               <w:bottom w:val="single" w:sz="18" w:space="0" w:color="000000"/>
             </w:tcBorders>
+            <w:shd w:val="clear" w:color="auto" w:fill="DDEBF7"/>
           </w:tcPr>
           <w:p>
             <w:pPr>
@@ -15277,6 +15348,7 @@
             <w:tcBorders>
               <w:bottom w:val="single" w:sz="18" w:space="0" w:color="000000"/>
             </w:tcBorders>
+            <w:shd w:val="clear" w:color="auto" w:fill="DDEBF7"/>
           </w:tcPr>
           <w:p>
             <w:pPr>
@@ -15306,6 +15378,7 @@
             <w:tcBorders>
               <w:bottom w:val="single" w:sz="18" w:space="0" w:color="000000"/>
             </w:tcBorders>
+            <w:shd w:val="clear" w:color="auto" w:fill="DDEBF7"/>
           </w:tcPr>
           <w:p>
             <w:pPr>
@@ -15335,6 +15408,7 @@
             <w:tcBorders>
               <w:bottom w:val="single" w:sz="18" w:space="0" w:color="000000"/>
             </w:tcBorders>
+            <w:shd w:val="clear" w:color="auto" w:fill="DDEBF7"/>
           </w:tcPr>
           <w:p>
             <w:pPr>
@@ -15364,6 +15438,7 @@
             <w:tcBorders>
               <w:bottom w:val="single" w:sz="18" w:space="0" w:color="000000"/>
             </w:tcBorders>
+            <w:shd w:val="clear" w:color="auto" w:fill="DDEBF7"/>
           </w:tcPr>
           <w:p>
             <w:pPr>
@@ -15552,7 +15627,6 @@
         <w:rPr>
           <w:rFonts w:ascii="Calibri" w:hAnsi="Calibri" w:cs="Calibri"/>
           <w:b/>
-          <w:color w:val="000000"/>
         </w:rPr>
         <w:t>8.2. Cargas sociales</w:t>
       </w:r>
@@ -15596,6 +15670,7 @@
             <w:tcBorders>
               <w:bottom w:val="single" w:sz="18" w:space="0" w:color="000000"/>
             </w:tcBorders>
+            <w:shd w:val="clear" w:color="auto" w:fill="DDEBF7"/>
           </w:tcPr>
           <w:p>
             <w:pPr>
@@ -15625,6 +15700,7 @@
             <w:tcBorders>
               <w:bottom w:val="single" w:sz="18" w:space="0" w:color="000000"/>
             </w:tcBorders>
+            <w:shd w:val="clear" w:color="auto" w:fill="DDEBF7"/>
           </w:tcPr>
           <w:p>
             <w:pPr>
@@ -15654,6 +15730,7 @@
             <w:tcBorders>
               <w:bottom w:val="single" w:sz="18" w:space="0" w:color="000000"/>
             </w:tcBorders>
+            <w:shd w:val="clear" w:color="auto" w:fill="DDEBF7"/>
           </w:tcPr>
           <w:p>
             <w:pPr>
@@ -16389,7 +16466,6 @@
         <w:rPr>
           <w:rFonts w:ascii="Calibri" w:hAnsi="Calibri" w:cs="Calibri"/>
           <w:b/>
-          <w:color w:val="000000"/>
         </w:rPr>
         <w:t>9. Qué no entra en esta entrega</w:t>
       </w:r>
@@ -16443,6 +16519,7 @@
             <w:tcBorders>
               <w:bottom w:val="single" w:sz="18" w:space="0" w:color="000000"/>
             </w:tcBorders>
+            <w:shd w:val="clear" w:color="auto" w:fill="DDEBF7"/>
           </w:tcPr>
           <w:p>
             <w:pPr>
@@ -16472,6 +16549,7 @@
             <w:tcBorders>
               <w:bottom w:val="single" w:sz="18" w:space="0" w:color="000000"/>
             </w:tcBorders>
+            <w:shd w:val="clear" w:color="auto" w:fill="DDEBF7"/>
           </w:tcPr>
           <w:p>
             <w:pPr>
@@ -17112,6 +17190,7 @@
             <w:tcBorders>
               <w:bottom w:val="single" w:sz="18" w:space="0" w:color="000000"/>
             </w:tcBorders>
+            <w:shd w:val="clear" w:color="auto" w:fill="DDEBF7"/>
           </w:tcPr>
           <w:p>
             <w:pPr>
@@ -17141,6 +17220,7 @@
             <w:tcBorders>
               <w:bottom w:val="single" w:sz="18" w:space="0" w:color="000000"/>
             </w:tcBorders>
+            <w:shd w:val="clear" w:color="auto" w:fill="DDEBF7"/>
           </w:tcPr>
           <w:p>
             <w:pPr>
@@ -17170,6 +17250,7 @@
             <w:tcBorders>
               <w:bottom w:val="single" w:sz="18" w:space="0" w:color="000000"/>
             </w:tcBorders>
+            <w:shd w:val="clear" w:color="auto" w:fill="DDEBF7"/>
           </w:tcPr>
           <w:p>
             <w:pPr>
@@ -17529,7 +17610,6 @@
         <w:rPr>
           <w:rFonts w:ascii="Calibri" w:hAnsi="Calibri" w:cs="Calibri"/>
           <w:b/>
-          <w:color w:val="000000"/>
         </w:rPr>
         <w:t>10. Fuentes</w:t>
       </w:r>

--- a/ENTREGA NEGOCIO/PRIMER ENTREGA/Plan de negocio - Entrega 1.docx
+++ b/ENTREGA NEGOCIO/PRIMER ENTREGA/Plan de negocio - Entrega 1.docx
@@ -17689,6 +17689,8 @@
     <w:sectPr>
       <w:headerReference w:type="default" r:id="rId70"/>
       <w:footerReference w:type="default" r:id="rId71"/>
+      <w:headerReference w:type="first" r:id="rId166"/>
+      <w:headerReference w:type="even" r:id="rId167"/>
       <w:pgSz w:w="12240" w:h="15840"/>
       <w:pgMar w:top="1440" w:right="1440" w:bottom="1440" w:left="1440" w:header="708" w:footer="708" w:gutter="0"/>
       <w:cols w:space="708"/>
@@ -18099,7 +18101,7 @@
               <w:sz w:val="22"/>
               <w:szCs w:val="22"/>
             </w:rPr>
-            <w:t>13</w:t>
+            <w:t>18/09/2026</w:t>
           </w:r>
           <w:r>
             <w:rPr>
@@ -18107,7 +18109,7 @@
               <w:sz w:val="22"/>
               <w:szCs w:val="22"/>
             </w:rPr>
-            <w:t>/</w:t>
+            <w:t/>
           </w:r>
           <w:r>
             <w:rPr>
@@ -18115,7 +18117,7 @@
               <w:sz w:val="22"/>
               <w:szCs w:val="22"/>
             </w:rPr>
-            <w:t>06</w:t>
+            <w:t/>
           </w:r>
           <w:r>
             <w:rPr>
@@ -18123,7 +18125,7 @@
               <w:sz w:val="22"/>
               <w:szCs w:val="22"/>
             </w:rPr>
-            <w:t>/2026</w:t>
+            <w:t/>
           </w:r>
         </w:p>
       </w:tc>
@@ -18594,6 +18596,26 @@
   <w:p>
     <w:pPr>
       <w:pStyle w:val="Encabezado"/>
+    </w:pPr>
+  </w:p>
+</w:hdr>
+</file>
+
+<file path=word/header2.xml><?xml version="1.0" encoding="utf-8"?>
+<w:hdr xmlns:m="http://schemas.openxmlformats.org/officeDocument/2006/math" xmlns:mc="http://schemas.openxmlformats.org/markup-compatibility/2006" xmlns:mo="http://schemas.microsoft.com/office/mac/office/2008/main" xmlns:mv="urn:schemas-microsoft-com:mac:vml" xmlns:o="urn:schemas-microsoft-com:office:office" xmlns:r="http://schemas.openxmlformats.org/officeDocument/2006/relationships" xmlns:v="urn:schemas-microsoft-com:vml" xmlns:w10="urn:schemas-microsoft-com:office:word" xmlns:w14="http://schemas.microsoft.com/office/word/2010/wordml" xmlns:w="http://schemas.openxmlformats.org/wordprocessingml/2006/main" xmlns:wne="http://schemas.microsoft.com/office/word/2006/wordml" xmlns:wp14="http://schemas.microsoft.com/office/word/2010/wordprocessingDrawing" xmlns:wp="http://schemas.openxmlformats.org/drawingml/2006/wordprocessingDrawing" xmlns:wpc="http://schemas.microsoft.com/office/word/2010/wordprocessingCanvas" xmlns:wpg="http://schemas.microsoft.com/office/word/2010/wordprocessingGroup" xmlns:wpi="http://schemas.microsoft.com/office/word/2010/wordprocessingInk" xmlns:wps="http://schemas.microsoft.com/office/word/2010/wordprocessingShape" mc:Ignorable="w14 wp14">
+  <w:p>
+    <w:pPr>
+      <w:pStyle w:val="Header"/>
+    </w:pPr>
+  </w:p>
+</w:hdr>
+</file>
+
+<file path=word/header3.xml><?xml version="1.0" encoding="utf-8"?>
+<w:hdr xmlns:m="http://schemas.openxmlformats.org/officeDocument/2006/math" xmlns:mc="http://schemas.openxmlformats.org/markup-compatibility/2006" xmlns:mo="http://schemas.microsoft.com/office/mac/office/2008/main" xmlns:mv="urn:schemas-microsoft-com:mac:vml" xmlns:o="urn:schemas-microsoft-com:office:office" xmlns:r="http://schemas.openxmlformats.org/officeDocument/2006/relationships" xmlns:v="urn:schemas-microsoft-com:vml" xmlns:w10="urn:schemas-microsoft-com:office:word" xmlns:w14="http://schemas.microsoft.com/office/word/2010/wordml" xmlns:w="http://schemas.openxmlformats.org/wordprocessingml/2006/main" xmlns:wne="http://schemas.microsoft.com/office/word/2006/wordml" xmlns:wp14="http://schemas.microsoft.com/office/word/2010/wordprocessingDrawing" xmlns:wp="http://schemas.openxmlformats.org/drawingml/2006/wordprocessingDrawing" xmlns:wpc="http://schemas.microsoft.com/office/word/2010/wordprocessingCanvas" xmlns:wpg="http://schemas.microsoft.com/office/word/2010/wordprocessingGroup" xmlns:wpi="http://schemas.microsoft.com/office/word/2010/wordprocessingInk" xmlns:wps="http://schemas.microsoft.com/office/word/2010/wordprocessingShape" mc:Ignorable="w14 wp14">
+  <w:p>
+    <w:pPr>
+      <w:pStyle w:val="Header"/>
     </w:pPr>
   </w:p>
 </w:hdr>
